--- a/AI Templates/[AI-05] - FIT@HCMUS - AI Privacy Checklist_En.docx
+++ b/AI Templates/[AI-05] - FIT@HCMUS - AI Privacy Checklist_En.docx
@@ -1,6 +1,6 @@
 
 <file path=word/document.xml><?xml version="1.0" encoding="utf-8"?>
-<w:document xmlns:wpc="http://schemas.microsoft.com/office/word/2010/wordprocessingCanvas" xmlns:cx="http://schemas.microsoft.com/office/drawing/2014/chartex" xmlns:cx1="http://schemas.microsoft.com/office/drawing/2015/9/8/chartex" xmlns:cx2="http://schemas.microsoft.com/office/drawing/2015/10/21/chartex" xmlns:cx3="http://schemas.microsoft.com/office/drawing/2016/5/9/chartex" xmlns:cx4="http://schemas.microsoft.com/office/drawing/2016/5/10/chartex" xmlns:cx5="http://schemas.microsoft.com/office/drawing/2016/5/11/chartex" xmlns:cx6="http://schemas.microsoft.com/office/drawing/2016/5/12/chartex" xmlns:cx7="http://schemas.microsoft.com/office/drawing/2016/5/13/chartex" xmlns:cx8="http://schemas.microsoft.com/office/drawing/2016/5/14/chartex" xmlns:mc="http://schemas.openxmlformats.org/markup-compatibility/2006" xmlns:aink="http://schemas.microsoft.com/office/drawing/2016/ink" xmlns:am3d="http://schemas.microsoft.com/office/drawing/2017/model3d" xmlns:o="urn:schemas-microsoft-com:office:office" xmlns:oel="http://schemas.microsoft.com/office/2019/extlst" xmlns:r="http://schemas.openxmlformats.org/officeDocument/2006/relationships" xmlns:m="http://schemas.openxmlformats.org/officeDocument/2006/math" xmlns:v="urn:schemas-microsoft-com:vml" xmlns:wp14="http://schemas.microsoft.com/office/word/2010/wordprocessingDrawing" xmlns:wp="http://schemas.openxmlformats.org/drawingml/2006/wordprocessingDrawing" xmlns:w10="urn:schemas-microsoft-com:office:word" xmlns:w="http://schemas.openxmlformats.org/wordprocessingml/2006/main" xmlns:w14="http://schemas.microsoft.com/office/word/2010/wordml" xmlns:w15="http://schemas.microsoft.com/office/word/2012/wordml" xmlns:w16cex="http://schemas.microsoft.com/office/word/2018/wordml/cex" xmlns:w16cid="http://schemas.microsoft.com/office/word/2016/wordml/cid" xmlns:w16="http://schemas.microsoft.com/office/word/2018/wordml" xmlns:w16du="http://schemas.microsoft.com/office/word/2023/wordml/word16du" xmlns:w16sdtdh="http://schemas.microsoft.com/office/word/2020/wordml/sdtdatahash" xmlns:w16sdtfl="http://schemas.microsoft.com/office/word/2024/wordml/sdtformatlock" xmlns:w16se="http://schemas.microsoft.com/office/word/2015/wordml/symex" xmlns:wpg="http://schemas.microsoft.com/office/word/2010/wordprocessingGroup" xmlns:wpi="http://schemas.microsoft.com/office/word/2010/wordprocessingInk" xmlns:wne="http://schemas.microsoft.com/office/word/2006/wordml" xmlns:wps="http://schemas.microsoft.com/office/word/2010/wordprocessingShape" mc:Ignorable="w14 w15 w16se w16cid w16 w16cex w16sdtdh w16sdtfl w16du wp14">
+<w:document xmlns:wpc="http://schemas.microsoft.com/office/word/2010/wordprocessingCanvas" xmlns:cx="http://schemas.microsoft.com/office/drawing/2014/chartex" xmlns:cx1="http://schemas.microsoft.com/office/drawing/2015/9/8/chartex" xmlns:cx2="http://schemas.microsoft.com/office/drawing/2015/10/21/chartex" xmlns:cx3="http://schemas.microsoft.com/office/drawing/2016/5/9/chartex" xmlns:cx4="http://schemas.microsoft.com/office/drawing/2016/5/10/chartex" xmlns:cx5="http://schemas.microsoft.com/office/drawing/2016/5/11/chartex" xmlns:cx6="http://schemas.microsoft.com/office/drawing/2016/5/12/chartex" xmlns:cx7="http://schemas.microsoft.com/office/drawing/2016/5/13/chartex" xmlns:cx8="http://schemas.microsoft.com/office/drawing/2016/5/14/chartex" xmlns:mc="http://schemas.openxmlformats.org/markup-compatibility/2006" xmlns:m="http://schemas.openxmlformats.org/officeDocument/2006/math" xmlns:aink="http://schemas.microsoft.com/office/drawing/2016/ink" xmlns:am3d="http://schemas.microsoft.com/office/drawing/2017/model3d" xmlns:oel="http://schemas.microsoft.com/office/2019/extlst" xmlns:r="http://schemas.openxmlformats.org/officeDocument/2006/relationships" xmlns:wp14="http://schemas.microsoft.com/office/word/2010/wordprocessingDrawing" xmlns:wp="http://schemas.openxmlformats.org/drawingml/2006/wordprocessingDrawing" xmlns:wpg="http://schemas.microsoft.com/office/word/2010/wordprocessingGroup" xmlns:wpi="http://schemas.microsoft.com/office/word/2010/wordprocessingInk" xmlns:wps="http://schemas.microsoft.com/office/word/2010/wordprocessingShape" xmlns:o="urn:schemas-microsoft-com:office:office" xmlns:v="urn:schemas-microsoft-com:vml" xmlns:w10="urn:schemas-microsoft-com:office:word" xmlns:w="http://schemas.openxmlformats.org/wordprocessingml/2006/main" xmlns:w14="http://schemas.microsoft.com/office/word/2010/wordml" xmlns:w15="http://schemas.microsoft.com/office/word/2012/wordml" xmlns:w16cex="http://schemas.microsoft.com/office/word/2018/wordml/cex" xmlns:w16cid="http://schemas.microsoft.com/office/word/2016/wordml/cid" xmlns:w16="http://schemas.microsoft.com/office/word/2018/wordml" xmlns:w16sdtdh="http://schemas.microsoft.com/office/word/2020/wordml/sdtdatahash" xmlns:w16sdtfl="http://schemas.microsoft.com/office/word/2024/wordml/sdtformatlock" xmlns:w16se="http://schemas.microsoft.com/office/word/2015/wordml/symex" xmlns:w16du="http://schemas.microsoft.com/office/word/2023/wordml/word16du" xmlns:wne="http://schemas.microsoft.com/office/word/2006/wordml" mc:Ignorable="w14 w15 w16se w16cid w16 w16cex w16sdtdh w16sdtfl w16du wp14">
   <w:body>
     <w:p>
       <w:pPr>
@@ -82,7 +82,27 @@
           <w:color w:val="707070"/>
           <w:sz w:val="18"/>
         </w:rPr>
-        <w:t xml:space="preserve">Adapted from Med Kharbach, PhD (2026) — AI Use Policy Templates for Higher Education. CC BY-NC-SA 4.0. This adaptation is prepared for FIT@HCMUS – CS423 / </w:t>
+        <w:t xml:space="preserve">Adapted from Med </w:t>
+      </w:r>
+      <w:proofErr w:type="spellStart"/>
+      <w:r>
+        <w:rPr>
+          <w:rFonts w:ascii="Arial" w:hAnsi="Arial"/>
+          <w:i/>
+          <w:color w:val="707070"/>
+          <w:sz w:val="18"/>
+        </w:rPr>
+        <w:t>Kharbach</w:t>
+      </w:r>
+      <w:proofErr w:type="spellEnd"/>
+      <w:r>
+        <w:rPr>
+          <w:rFonts w:ascii="Arial" w:hAnsi="Arial"/>
+          <w:i/>
+          <w:color w:val="707070"/>
+          <w:sz w:val="18"/>
+        </w:rPr>
+        <w:t xml:space="preserve">, PhD (2026) — AI Use Policy Templates for Higher Education. CC BY-NC-SA 4.0. This adaptation is prepared for FIT@HCMUS – CS423 / </w:t>
       </w:r>
       <w:r>
         <w:rPr>
@@ -122,7 +142,7 @@
         <w:rPr>
           <w:rFonts w:ascii="Arial" w:hAnsi="Arial"/>
         </w:rPr>
-        <w:t>[ ] I confirmed the AI Use Category assigned to this assignment.</w:t>
+        <w:t>[X] I confirmed the AI Use Category assigned to this assignment.</w:t>
       </w:r>
     </w:p>
     <w:p>
@@ -133,7 +153,7 @@
         <w:rPr>
           <w:rFonts w:ascii="Arial" w:hAnsi="Arial"/>
         </w:rPr>
-        <w:t>[ ] I have declared which AI tool(s) I will use in my prompt log.</w:t>
+        <w:t>[X] I have declared which AI tool(s) I will use in my prompt log.</w:t>
       </w:r>
     </w:p>
     <w:p>
@@ -144,7 +164,7 @@
         <w:rPr>
           <w:rFonts w:ascii="Arial" w:hAnsi="Arial"/>
         </w:rPr>
-        <w:t>[ ] I have read the AI Use Agreement for this course.</w:t>
+        <w:t>[X] I have read the AI Use Agreement for this course.</w:t>
       </w:r>
     </w:p>
     <w:p>
@@ -155,7 +175,7 @@
         <w:rPr>
           <w:rFonts w:ascii="Arial" w:hAnsi="Arial"/>
         </w:rPr>
-        <w:t>[ ] I understand which artifacts MUST NOT be AI-generated.</w:t>
+        <w:t>[X] I understand which artifacts MUST NOT be AI-generated.</w:t>
       </w:r>
     </w:p>
     <w:p>
@@ -177,7 +197,7 @@
         <w:rPr>
           <w:rFonts w:ascii="Arial" w:hAnsi="Arial"/>
         </w:rPr>
-        <w:t>[ ] I did not enter personal data of classmates, customers, or patients.</w:t>
+        <w:t>[X] I did not enter personal data of classmates, customers, or patients.</w:t>
       </w:r>
     </w:p>
     <w:p>
@@ -188,7 +208,7 @@
         <w:rPr>
           <w:rFonts w:ascii="Arial" w:hAnsi="Arial"/>
         </w:rPr>
-        <w:t>[ ] I did not paste copyrighted reading materials wholesale into the AI.</w:t>
+        <w:t>[X] I did not paste copyrighted reading materials wholesale into the AI.</w:t>
       </w:r>
     </w:p>
     <w:p>
@@ -199,7 +219,7 @@
         <w:rPr>
           <w:rFonts w:ascii="Arial" w:hAnsi="Arial"/>
         </w:rPr>
-        <w:t>[ ] I did not paste proprietary employer or open-source license-restricted code.</w:t>
+        <w:t>[X] I did not paste proprietary employer or open-source license-restricted code.</w:t>
       </w:r>
     </w:p>
     <w:p>
@@ -210,7 +230,7 @@
         <w:rPr>
           <w:rFonts w:ascii="Arial" w:hAnsi="Arial"/>
         </w:rPr>
-        <w:t>[ ] I logged each prompt + AI response into prompt_log.md with timestamp.</w:t>
+        <w:t>[X] I logged each prompt + AI response into prompt_log.md with timestamp.</w:t>
       </w:r>
     </w:p>
     <w:p>
@@ -232,7 +252,7 @@
         <w:rPr>
           <w:rFonts w:ascii="Arial" w:hAnsi="Arial"/>
         </w:rPr>
-        <w:t>[ ] All AI-generated artifacts are tagged in the AI Audit Report.</w:t>
+        <w:t>[X] All AI-generated artifacts are tagged in the AI Audit Report.</w:t>
       </w:r>
     </w:p>
     <w:p>
@@ -243,7 +263,7 @@
         <w:rPr>
           <w:rFonts w:ascii="Arial" w:hAnsi="Arial"/>
         </w:rPr>
-        <w:t>[ ] All citations from AI have been verified (sources actually exist).</w:t>
+        <w:t>[X] All citations from AI have been verified (sources actually exist).</w:t>
       </w:r>
     </w:p>
     <w:p>
@@ -254,7 +274,7 @@
         <w:rPr>
           <w:rFonts w:ascii="Arial" w:hAnsi="Arial"/>
         </w:rPr>
-        <w:t>[ ] All AI-generated code has been executed and tested.</w:t>
+        <w:t>[X] All AI-generated code has been executed and tested.</w:t>
       </w:r>
     </w:p>
     <w:p>
@@ -265,7 +285,7 @@
         <w:rPr>
           <w:rFonts w:ascii="Arial" w:hAnsi="Arial"/>
         </w:rPr>
-        <w:t>[ ] My 200–300-word AI Critique is included in the report.</w:t>
+        <w:t>[X] My 200–300-word AI Critique is included in the report.</w:t>
       </w:r>
     </w:p>
     <w:p>
@@ -276,7 +296,7 @@
         <w:rPr>
           <w:rFonts w:ascii="Arial" w:hAnsi="Arial"/>
         </w:rPr>
-        <w:t>[ ] The Mandatory Disclosure paragraph is at the end of my report.</w:t>
+        <w:t>[X] The Mandatory Disclosure paragraph is at the end of my report.</w:t>
       </w:r>
     </w:p>
     <w:p>
@@ -287,7 +307,7 @@
         <w:rPr>
           <w:rFonts w:ascii="Arial" w:hAnsi="Arial"/>
         </w:rPr>
-        <w:t>[ ] I attached the AI Use Disclosure Form.</w:t>
+        <w:t>[X] I attached the AI Use Disclosure Form.</w:t>
       </w:r>
     </w:p>
     <w:p>
@@ -298,7 +318,7 @@
         <w:rPr>
           <w:rFonts w:ascii="Arial" w:hAnsi="Arial"/>
         </w:rPr>
-        <w:t>[ ] I am ready for a 5–7-min random oral defense the week after submission.</w:t>
+        <w:t>[X] I am ready for a 5–7-min random oral defense the week after submission.</w:t>
       </w:r>
     </w:p>
     <w:p>
@@ -371,6 +391,9 @@
             <w:pPr>
               <w:cnfStyle w:val="100000000000" w:firstRow="1" w:lastRow="0" w:firstColumn="0" w:lastColumn="0" w:oddVBand="0" w:evenVBand="0" w:oddHBand="0" w:evenHBand="0" w:firstRowFirstColumn="0" w:firstRowLastColumn="0" w:lastRowFirstColumn="0" w:lastRowLastColumn="0"/>
             </w:pPr>
+            <w:r>
+              <w:t>NGUYỄN BẢO AN</w:t>
+            </w:r>
           </w:p>
         </w:tc>
       </w:tr>
@@ -402,6 +425,9 @@
             <w:pPr>
               <w:cnfStyle w:val="000000100000" w:firstRow="0" w:lastRow="0" w:firstColumn="0" w:lastColumn="0" w:oddVBand="0" w:evenVBand="0" w:oddHBand="1" w:evenHBand="0" w:firstRowFirstColumn="0" w:firstRowLastColumn="0" w:lastRowFirstColumn="0" w:lastRowLastColumn="0"/>
             </w:pPr>
+            <w:r>
+              <w:t>23120207</w:t>
+            </w:r>
           </w:p>
         </w:tc>
       </w:tr>
@@ -433,6 +459,9 @@
             <w:pPr>
               <w:cnfStyle w:val="000000010000" w:firstRow="0" w:lastRow="0" w:firstColumn="0" w:lastColumn="0" w:oddVBand="0" w:evenVBand="0" w:oddHBand="0" w:evenHBand="1" w:firstRowFirstColumn="0" w:firstRowLastColumn="0" w:lastRowFirstColumn="0" w:lastRowLastColumn="0"/>
             </w:pPr>
+            <w:r>
+              <w:t>23CLC01</w:t>
+            </w:r>
           </w:p>
         </w:tc>
       </w:tr>
@@ -469,21 +498,7 @@
                 <w:rFonts w:ascii="Arial" w:hAnsi="Arial"/>
                 <w:sz w:val="21"/>
               </w:rPr>
-              <w:t xml:space="preserve">CS423 / </w:t>
-            </w:r>
-            <w:r>
-              <w:rPr>
-                <w:rFonts w:ascii="Arial" w:hAnsi="Arial"/>
-                <w:sz w:val="21"/>
-              </w:rPr>
-              <w:t>CSC13003</w:t>
-            </w:r>
-            <w:r>
-              <w:rPr>
-                <w:rFonts w:ascii="Arial" w:hAnsi="Arial"/>
-                <w:sz w:val="21"/>
-              </w:rPr>
-              <w:t xml:space="preserve"> – Software Testing</w:t>
+              <w:t>CS423 / CSC13003 – Software Testing</w:t>
             </w:r>
           </w:p>
         </w:tc>
@@ -516,6 +531,9 @@
             <w:pPr>
               <w:cnfStyle w:val="000000010000" w:firstRow="0" w:lastRow="0" w:firstColumn="0" w:lastColumn="0" w:oddVBand="0" w:evenVBand="0" w:oddHBand="0" w:evenHBand="1" w:firstRowFirstColumn="0" w:firstRowLastColumn="0" w:lastRowFirstColumn="0" w:lastRowLastColumn="0"/>
             </w:pPr>
+            <w:r>
+              <w:t>Dr. Lam Quang Vu / Dr. Tran Duy Hoang</w:t>
+            </w:r>
           </w:p>
         </w:tc>
       </w:tr>
@@ -547,6 +565,9 @@
             <w:pPr>
               <w:cnfStyle w:val="000000100000" w:firstRow="0" w:lastRow="0" w:firstColumn="0" w:lastColumn="0" w:oddVBand="0" w:evenVBand="0" w:oddHBand="1" w:evenHBand="0" w:firstRowFirstColumn="0" w:firstRowLastColumn="0" w:lastRowFirstColumn="0" w:lastRowLastColumn="0"/>
             </w:pPr>
+            <w:r>
+              <w:t>26/09/2026</w:t>
+            </w:r>
           </w:p>
         </w:tc>
       </w:tr>
@@ -579,6 +600,33 @@
             <w:pPr>
               <w:cnfStyle w:val="000000010000" w:firstRow="0" w:lastRow="0" w:firstColumn="0" w:lastColumn="0" w:oddVBand="0" w:evenVBand="0" w:oddHBand="0" w:evenHBand="1" w:firstRowFirstColumn="0" w:firstRowLastColumn="0" w:lastRowFirstColumn="0" w:lastRowLastColumn="0"/>
             </w:pPr>
+            <w:r>
+              <w:t xml:space="preserve">Nguyễn Bảo </w:t>
+            </w:r>
+            <w:proofErr w:type="gramStart"/>
+            <w:r>
+              <w:t>An</w:t>
+            </w:r>
+            <w:proofErr w:type="gramEnd"/>
+            <w:r>
+              <w:t xml:space="preserve"> (</w:t>
+            </w:r>
+            <w:proofErr w:type="spellStart"/>
+            <w:r>
+              <w:t>Đã</w:t>
+            </w:r>
+            <w:proofErr w:type="spellEnd"/>
+            <w:r>
+              <w:t xml:space="preserve"> </w:t>
+            </w:r>
+            <w:proofErr w:type="spellStart"/>
+            <w:r>
+              <w:t>ký</w:t>
+            </w:r>
+            <w:proofErr w:type="spellEnd"/>
+            <w:r>
+              <w:t>)</w:t>
+            </w:r>
           </w:p>
         </w:tc>
       </w:tr>
@@ -598,11 +646,19 @@
       <w:pPr>
         <w:pStyle w:val="ListBullet"/>
       </w:pPr>
+      <w:proofErr w:type="spellStart"/>
       <w:r>
         <w:rPr>
           <w:rFonts w:ascii="Arial" w:hAnsi="Arial"/>
         </w:rPr>
-        <w:t>Kharbach, M. (2026). AI Use Policy Templates for Higher Education. CC BY-NC-SA 4.0.</w:t>
+        <w:t>Kharbach</w:t>
+      </w:r>
+      <w:proofErr w:type="spellEnd"/>
+      <w:r>
+        <w:rPr>
+          <w:rFonts w:ascii="Arial" w:hAnsi="Arial"/>
+        </w:rPr>
+        <w:t>, M. (2026). AI Use Policy Templates for Higher Education. CC BY-NC-SA 4.0.</w:t>
       </w:r>
     </w:p>
     <w:p>
@@ -664,11 +720,33 @@
       <w:pPr>
         <w:pStyle w:val="ListBullet"/>
       </w:pPr>
+      <w:proofErr w:type="spellStart"/>
       <w:r>
         <w:rPr>
           <w:rFonts w:ascii="Arial" w:hAnsi="Arial"/>
         </w:rPr>
-        <w:t>DeepEval &amp; Promptfoo documentation — testing frameworks for LLM systems.</w:t>
+        <w:t>DeepEval</w:t>
+      </w:r>
+      <w:proofErr w:type="spellEnd"/>
+      <w:r>
+        <w:rPr>
+          <w:rFonts w:ascii="Arial" w:hAnsi="Arial"/>
+        </w:rPr>
+        <w:t xml:space="preserve"> &amp; </w:t>
+      </w:r>
+      <w:proofErr w:type="spellStart"/>
+      <w:r>
+        <w:rPr>
+          <w:rFonts w:ascii="Arial" w:hAnsi="Arial"/>
+        </w:rPr>
+        <w:t>Promptfoo</w:t>
+      </w:r>
+      <w:proofErr w:type="spellEnd"/>
+      <w:r>
+        <w:rPr>
+          <w:rFonts w:ascii="Arial" w:hAnsi="Arial"/>
+        </w:rPr>
+        <w:t xml:space="preserve"> documentation — testing frameworks for LLM systems.</w:t>
       </w:r>
     </w:p>
     <w:sectPr>
@@ -682,7 +760,7 @@
 </file>
 
 <file path=word/numbering.xml><?xml version="1.0" encoding="utf-8"?>
-<w:numbering xmlns:wpc="http://schemas.microsoft.com/office/word/2010/wordprocessingCanvas" xmlns:cx="http://schemas.microsoft.com/office/drawing/2014/chartex" xmlns:cx1="http://schemas.microsoft.com/office/drawing/2015/9/8/chartex" xmlns:cx2="http://schemas.microsoft.com/office/drawing/2015/10/21/chartex" xmlns:cx3="http://schemas.microsoft.com/office/drawing/2016/5/9/chartex" xmlns:cx4="http://schemas.microsoft.com/office/drawing/2016/5/10/chartex" xmlns:cx5="http://schemas.microsoft.com/office/drawing/2016/5/11/chartex" xmlns:cx6="http://schemas.microsoft.com/office/drawing/2016/5/12/chartex" xmlns:cx7="http://schemas.microsoft.com/office/drawing/2016/5/13/chartex" xmlns:cx8="http://schemas.microsoft.com/office/drawing/2016/5/14/chartex" xmlns:mc="http://schemas.openxmlformats.org/markup-compatibility/2006" xmlns:aink="http://schemas.microsoft.com/office/drawing/2016/ink" xmlns:am3d="http://schemas.microsoft.com/office/drawing/2017/model3d" xmlns:o="urn:schemas-microsoft-com:office:office" xmlns:oel="http://schemas.microsoft.com/office/2019/extlst" xmlns:r="http://schemas.openxmlformats.org/officeDocument/2006/relationships" xmlns:m="http://schemas.openxmlformats.org/officeDocument/2006/math" xmlns:v="urn:schemas-microsoft-com:vml" xmlns:wp14="http://schemas.microsoft.com/office/word/2010/wordprocessingDrawing" xmlns:wp="http://schemas.openxmlformats.org/drawingml/2006/wordprocessingDrawing" xmlns:w10="urn:schemas-microsoft-com:office:word" xmlns:w="http://schemas.openxmlformats.org/wordprocessingml/2006/main" xmlns:w14="http://schemas.microsoft.com/office/word/2010/wordml" xmlns:w15="http://schemas.microsoft.com/office/word/2012/wordml" xmlns:w16cex="http://schemas.microsoft.com/office/word/2018/wordml/cex" xmlns:w16cid="http://schemas.microsoft.com/office/word/2016/wordml/cid" xmlns:w16="http://schemas.microsoft.com/office/word/2018/wordml" xmlns:w16du="http://schemas.microsoft.com/office/word/2023/wordml/word16du" xmlns:w16sdtdh="http://schemas.microsoft.com/office/word/2020/wordml/sdtdatahash" xmlns:w16sdtfl="http://schemas.microsoft.com/office/word/2024/wordml/sdtformatlock" xmlns:w16se="http://schemas.microsoft.com/office/word/2015/wordml/symex" xmlns:wpg="http://schemas.microsoft.com/office/word/2010/wordprocessingGroup" xmlns:wpi="http://schemas.microsoft.com/office/word/2010/wordprocessingInk" xmlns:wne="http://schemas.microsoft.com/office/word/2006/wordml" xmlns:wps="http://schemas.microsoft.com/office/word/2010/wordprocessingShape" mc:Ignorable="w14 w15 w16se w16cid w16 w16cex w16sdtdh w16sdtfl w16du wp14">
+<w:numbering xmlns:wpc="http://schemas.microsoft.com/office/word/2010/wordprocessingCanvas" xmlns:cx="http://schemas.microsoft.com/office/drawing/2014/chartex" xmlns:cx1="http://schemas.microsoft.com/office/drawing/2015/9/8/chartex" xmlns:cx2="http://schemas.microsoft.com/office/drawing/2015/10/21/chartex" xmlns:cx3="http://schemas.microsoft.com/office/drawing/2016/5/9/chartex" xmlns:cx4="http://schemas.microsoft.com/office/drawing/2016/5/10/chartex" xmlns:cx5="http://schemas.microsoft.com/office/drawing/2016/5/11/chartex" xmlns:cx6="http://schemas.microsoft.com/office/drawing/2016/5/12/chartex" xmlns:cx7="http://schemas.microsoft.com/office/drawing/2016/5/13/chartex" xmlns:cx8="http://schemas.microsoft.com/office/drawing/2016/5/14/chartex" xmlns:mc="http://schemas.openxmlformats.org/markup-compatibility/2006" xmlns:m="http://schemas.openxmlformats.org/officeDocument/2006/math" xmlns:aink="http://schemas.microsoft.com/office/drawing/2016/ink" xmlns:am3d="http://schemas.microsoft.com/office/drawing/2017/model3d" xmlns:oel="http://schemas.microsoft.com/office/2019/extlst" xmlns:r="http://schemas.openxmlformats.org/officeDocument/2006/relationships" xmlns:wp14="http://schemas.microsoft.com/office/word/2010/wordprocessingDrawing" xmlns:wp="http://schemas.openxmlformats.org/drawingml/2006/wordprocessingDrawing" xmlns:wpg="http://schemas.microsoft.com/office/word/2010/wordprocessingGroup" xmlns:wpi="http://schemas.microsoft.com/office/word/2010/wordprocessingInk" xmlns:wps="http://schemas.microsoft.com/office/word/2010/wordprocessingShape" xmlns:o="urn:schemas-microsoft-com:office:office" xmlns:v="urn:schemas-microsoft-com:vml" xmlns:w10="urn:schemas-microsoft-com:office:word" xmlns:w="http://schemas.openxmlformats.org/wordprocessingml/2006/main" xmlns:w14="http://schemas.microsoft.com/office/word/2010/wordml" xmlns:w15="http://schemas.microsoft.com/office/word/2012/wordml" xmlns:w16cex="http://schemas.microsoft.com/office/word/2018/wordml/cex" xmlns:w16cid="http://schemas.microsoft.com/office/word/2016/wordml/cid" xmlns:w16="http://schemas.microsoft.com/office/word/2018/wordml" xmlns:w16sdtdh="http://schemas.microsoft.com/office/word/2020/wordml/sdtdatahash" xmlns:w16sdtfl="http://schemas.microsoft.com/office/word/2024/wordml/sdtformatlock" xmlns:w16se="http://schemas.microsoft.com/office/word/2015/wordml/symex" xmlns:w16du="http://schemas.microsoft.com/office/word/2023/wordml/word16du" xmlns:wne="http://schemas.microsoft.com/office/word/2006/wordml" mc:Ignorable="w14 w15 w16se w16cid w16 w16cex w16sdtdh w16sdtfl w16du wp14">
   <w:abstractNum w:abstractNumId="0" w15:restartNumberingAfterBreak="0">
     <w:nsid w:val="FFFFFF7C"/>
     <w:multiLevelType w:val="singleLevel"/>
@@ -885,7 +963,7 @@
 </file>
 
 <file path=word/styles.xml><?xml version="1.0" encoding="utf-8"?>
-<w:styles xmlns:mc="http://schemas.openxmlformats.org/markup-compatibility/2006" xmlns:r="http://schemas.openxmlformats.org/officeDocument/2006/relationships" xmlns:w="http://schemas.openxmlformats.org/wordprocessingml/2006/main" xmlns:w14="http://schemas.microsoft.com/office/word/2010/wordml" xmlns:w15="http://schemas.microsoft.com/office/word/2012/wordml" xmlns:w16cex="http://schemas.microsoft.com/office/word/2018/wordml/cex" xmlns:w16cid="http://schemas.microsoft.com/office/word/2016/wordml/cid" xmlns:w16="http://schemas.microsoft.com/office/word/2018/wordml" xmlns:w16du="http://schemas.microsoft.com/office/word/2023/wordml/word16du" xmlns:w16sdtdh="http://schemas.microsoft.com/office/word/2020/wordml/sdtdatahash" xmlns:w16sdtfl="http://schemas.microsoft.com/office/word/2024/wordml/sdtformatlock" xmlns:w16se="http://schemas.microsoft.com/office/word/2015/wordml/symex" mc:Ignorable="w14 w15 w16se w16cid w16 w16cex w16sdtdh w16sdtfl w16du">
+<w:styles xmlns:mc="http://schemas.openxmlformats.org/markup-compatibility/2006" xmlns:r="http://schemas.openxmlformats.org/officeDocument/2006/relationships" xmlns:w="http://schemas.openxmlformats.org/wordprocessingml/2006/main" xmlns:w14="http://schemas.microsoft.com/office/word/2010/wordml" xmlns:w15="http://schemas.microsoft.com/office/word/2012/wordml" xmlns:w16cex="http://schemas.microsoft.com/office/word/2018/wordml/cex" xmlns:w16cid="http://schemas.microsoft.com/office/word/2016/wordml/cid" xmlns:w16="http://schemas.microsoft.com/office/word/2018/wordml" xmlns:w16sdtdh="http://schemas.microsoft.com/office/word/2020/wordml/sdtdatahash" xmlns:w16sdtfl="http://schemas.microsoft.com/office/word/2024/wordml/sdtformatlock" xmlns:w16se="http://schemas.microsoft.com/office/word/2015/wordml/symex" xmlns:w16du="http://schemas.microsoft.com/office/word/2023/wordml/word16du" mc:Ignorable="w14 w15 w16se w16cid w16 w16cex w16sdtdh w16sdtfl w16du">
   <w:docDefaults>
     <w:rPrDefault>
       <w:rPr>
